--- a/ISCAM/Propuesta ISCAM - Indices IP-IV-RE.docx
+++ b/ISCAM/Propuesta ISCAM - Indices IP-IV-RE.docx
@@ -194,7 +194,7 @@
               <w:rPr>
                 <w:sz w:val="18"/>
               </w:rPr>
-              <w:t>Medición de vulnerabilidad estructural (ausente en el toolkit propio), operacionalización fina del impacto en performance (RE_c como función multiplicativa, no solo correlación), unidad de análisis multinivel, matriz de tipología 2×2 para priorización.</w:t>
+              <w:t>Medición de vulnerabilidad estructural (ausente en el toolkit propio), operacionalización fina del impacto en desempeño (RE_c como función multiplicativa, no solo correlación), unidad de análisis multinivel, matriz de tipología 2×2 para priorización.</w:t>
             </w:r>
           </w:p>
         </w:tc>
@@ -1216,7 +1216,7 @@
         <w:pStyle w:val="ListBullet"/>
       </w:pPr>
       <w:r>
-        <w:t>Validar la variable de performance preliminar (Bloque P del cuestionario) frente al objetivo de investigación (f).</w:t>
+        <w:t>Validar la variable de desempeño preliminar (Bloque P del cuestionario) frente al objetivo de investigación (f).</w:t>
       </w:r>
     </w:p>
     <w:p>
